--- a/docs/GanapatiAI_Visitor_Overview.docx
+++ b/docs/GanapatiAI_Visitor_Overview.docx
@@ -3095,16 +3095,7 @@
         <w:t xml:space="preserve">Backups</w:t>
       </w:r>
       <w:r>
-        <w:t xml:space="preserve"> tab next to Data, Rules and Usage. If backups have never been enabled, the tab shows a set-up prompt and no backup list; if they are on, it shows "Automated backups: enabled", a schedule, and a list of dated backup files. A second check: Build, then Storage, and look for a bucket whose name contains </w:t>
-      </w:r>
-      <w:r>
-        <w:rPr>
-          <w:rStyle w:val="CodeChar"/>
-        </w:rPr>
-        <w:t xml:space="preserve">backups</w:t>
-      </w:r>
-      <w:r>
-        <w:t xml:space="preserve">. No such bucket means no backups have ever been written.</w:t>
+        <w:t xml:space="preserve"> tab next to Data, Rules and Usage. If backups have never been enabled, the tab shows a "Get started" set-up card and no backup list; if they are on, it shows "Automated backups: enabled", a schedule, and a list of dated backup files. Confirmed off on 17 September 2026: the tab shows only the set-up card, and the database's own storage reads 0 B when the queue is empty. The separate Storage card on the project overview (about 216 MB, flat all week) is Cloud Storage, not the database: it holds the Cloud Functions deployment bundles (code, fonts and the script-rendering library), not devotee data. Build, then Storage, then Files shows its contents if anyone wants to confirm.</w:t>
       </w:r>
     </w:p>
     <w:p>
@@ -3134,7 +3125,7 @@
     <w:p>
       <w:pPr/>
       <w:r>
-        <w:t xml:space="preserve">Assumed here: you are hosting this in the UK or EU. Confirmed: the UK. UK GDPR applies rather than the EU regulation, and the two agree on everything above. The Firebase queue sits in an EU region the UK recognises as adequate; the US-hosted functions and the Anthropic API rely on the providers' standard data-processing terms, the normal position for any UK site using Google Cloud or an AI API.</w:t>
+        <w:t xml:space="preserve">Assumed here: you are hosting this in the UK or EU. Confirmed: the UK. UK GDPR applies rather than the EU regulation, and the two agree on everything above. The Firebase console shows the database's location as Belgium, Google's europe-west1 region: the priest operates the queue from the UK, but the data physically sits in the EU. That is a UK-to-EU transfer, and the UK treats the EU and EEA as adequate, so no extra safeguard is needed; Firebase Realtime Database offers no UK-only region, so this is the best available position. The US-hosted functions and the Anthropic API rely on the providers' standard data-processing terms, the normal position for any UK site using Google Cloud or an AI API; the functions could be redeployed to London (europe-west2) after the festival, which changes their URLs and so needs matching page and firmware updates.</w:t>
       </w:r>
     </w:p>
     <w:p>
